--- a/_docs_/trim03/03_diccionario_datos/Diccionario_de_Datos_SIGAP.docx
+++ b/_docs_/trim03/03_diccionario_datos/Diccionario_de_Datos_SIGAP.docx
@@ -20,22 +20,6 @@
           <w:szCs w:val="24"/>
         </w:rPr>
         <w:t>Diccionario de Datos — Sistema SIGAP</w:t>
-      </w:r>
-    </w:p>
-    <w:p>
-      <w:pPr>
-        <w:spacing w:after="300" w:line="276" w:lineRule="auto"/>
-        <w:rPr>
-          <w:sz w:val="24"/>
-          <w:szCs w:val="24"/>
-        </w:rPr>
-      </w:pPr>
-      <w:r>
-        <w:rPr>
-          <w:sz w:val="24"/>
-          <w:szCs w:val="24"/>
-        </w:rPr>
-        <w:t>Versión final: 12 tablas, con todas las llaves foráneas, organizadas por módulo del sistema, y con la descripción de cada campo.</w:t>
       </w:r>
     </w:p>
     <w:p>
@@ -80,23 +64,6 @@
         <w:t>Usuarios</w:t>
       </w:r>
     </w:p>
-    <w:p>
-      <w:pPr>
-        <w:spacing w:after="120" w:line="276" w:lineRule="auto"/>
-        <w:rPr>
-          <w:sz w:val="24"/>
-          <w:szCs w:val="24"/>
-        </w:rPr>
-      </w:pPr>
-      <w:r>
-        <w:rPr>
-          <w:iCs/>
-          <w:sz w:val="24"/>
-          <w:szCs w:val="24"/>
-        </w:rPr>
-        <w:t>Catálogo fijo de roles del sistema (Administrador, Vendedor, Empleado, Cliente, Proveedor).</w:t>
-      </w:r>
-    </w:p>
     <w:tbl>
       <w:tblPr>
         <w:tblW w:w="9000" w:type="dxa"/>
@@ -122,12 +89,6 @@
         <w:gridCol w:w="4307"/>
       </w:tblGrid>
       <w:tr>
-        <w:tblPrEx>
-          <w:tblCellMar>
-            <w:top w:w="0" w:type="dxa"/>
-            <w:bottom w:w="0" w:type="dxa"/>
-          </w:tblCellMar>
-        </w:tblPrEx>
         <w:trPr>
           <w:tblHeader/>
         </w:trPr>
@@ -286,12 +247,6 @@
         </w:tc>
       </w:tr>
       <w:tr>
-        <w:tblPrEx>
-          <w:tblCellMar>
-            <w:top w:w="0" w:type="dxa"/>
-            <w:bottom w:w="0" w:type="dxa"/>
-          </w:tblCellMar>
-        </w:tblPrEx>
         <w:tc>
           <w:tcPr>
             <w:tcW w:w="1700" w:type="dxa"/>
@@ -395,12 +350,6 @@
         </w:tc>
       </w:tr>
       <w:tr>
-        <w:tblPrEx>
-          <w:tblCellMar>
-            <w:top w:w="0" w:type="dxa"/>
-            <w:bottom w:w="0" w:type="dxa"/>
-          </w:tblCellMar>
-        </w:tblPrEx>
         <w:tc>
           <w:tcPr>
             <w:tcW w:w="1700" w:type="dxa"/>
@@ -496,12 +445,6 @@
         </w:tc>
       </w:tr>
       <w:tr>
-        <w:tblPrEx>
-          <w:tblCellMar>
-            <w:top w:w="0" w:type="dxa"/>
-            <w:bottom w:w="0" w:type="dxa"/>
-          </w:tblCellMar>
-        </w:tblPrEx>
         <w:tc>
           <w:tcPr>
             <w:tcW w:w="1700" w:type="dxa"/>
@@ -639,23 +582,6 @@
         <w:t>Usuarios</w:t>
       </w:r>
     </w:p>
-    <w:p>
-      <w:pPr>
-        <w:spacing w:after="120" w:line="276" w:lineRule="auto"/>
-        <w:rPr>
-          <w:sz w:val="24"/>
-          <w:szCs w:val="24"/>
-        </w:rPr>
-      </w:pPr>
-      <w:r>
-        <w:rPr>
-          <w:iCs/>
-          <w:sz w:val="24"/>
-          <w:szCs w:val="24"/>
-        </w:rPr>
-        <w:t>Registra a todos los actores del sistema (administrador, vendedor, empleado, cliente, proveedor), cada uno vinculado a un rol.</w:t>
-      </w:r>
-    </w:p>
     <w:tbl>
       <w:tblPr>
         <w:tblW w:w="9000" w:type="dxa"/>
@@ -681,12 +607,6 @@
         <w:gridCol w:w="4305"/>
       </w:tblGrid>
       <w:tr>
-        <w:tblPrEx>
-          <w:tblCellMar>
-            <w:top w:w="0" w:type="dxa"/>
-            <w:bottom w:w="0" w:type="dxa"/>
-          </w:tblCellMar>
-        </w:tblPrEx>
         <w:trPr>
           <w:tblHeader/>
         </w:trPr>
@@ -845,12 +765,6 @@
         </w:tc>
       </w:tr>
       <w:tr>
-        <w:tblPrEx>
-          <w:tblCellMar>
-            <w:top w:w="0" w:type="dxa"/>
-            <w:bottom w:w="0" w:type="dxa"/>
-          </w:tblCellMar>
-        </w:tblPrEx>
         <w:tc>
           <w:tcPr>
             <w:tcW w:w="1700" w:type="dxa"/>
@@ -954,12 +868,6 @@
         </w:tc>
       </w:tr>
       <w:tr>
-        <w:tblPrEx>
-          <w:tblCellMar>
-            <w:top w:w="0" w:type="dxa"/>
-            <w:bottom w:w="0" w:type="dxa"/>
-          </w:tblCellMar>
-        </w:tblPrEx>
         <w:tc>
           <w:tcPr>
             <w:tcW w:w="1700" w:type="dxa"/>
@@ -1053,12 +961,6 @@
         </w:tc>
       </w:tr>
       <w:tr>
-        <w:tblPrEx>
-          <w:tblCellMar>
-            <w:top w:w="0" w:type="dxa"/>
-            <w:bottom w:w="0" w:type="dxa"/>
-          </w:tblCellMar>
-        </w:tblPrEx>
         <w:tc>
           <w:tcPr>
             <w:tcW w:w="1700" w:type="dxa"/>
@@ -1152,12 +1054,6 @@
         </w:tc>
       </w:tr>
       <w:tr>
-        <w:tblPrEx>
-          <w:tblCellMar>
-            <w:top w:w="0" w:type="dxa"/>
-            <w:bottom w:w="0" w:type="dxa"/>
-          </w:tblCellMar>
-        </w:tblPrEx>
         <w:tc>
           <w:tcPr>
             <w:tcW w:w="1700" w:type="dxa"/>
@@ -1251,12 +1147,6 @@
         </w:tc>
       </w:tr>
       <w:tr>
-        <w:tblPrEx>
-          <w:tblCellMar>
-            <w:top w:w="0" w:type="dxa"/>
-            <w:bottom w:w="0" w:type="dxa"/>
-          </w:tblCellMar>
-        </w:tblPrEx>
         <w:tc>
           <w:tcPr>
             <w:tcW w:w="1700" w:type="dxa"/>
@@ -1352,12 +1242,6 @@
         </w:tc>
       </w:tr>
       <w:tr>
-        <w:tblPrEx>
-          <w:tblCellMar>
-            <w:top w:w="0" w:type="dxa"/>
-            <w:bottom w:w="0" w:type="dxa"/>
-          </w:tblCellMar>
-        </w:tblPrEx>
         <w:tc>
           <w:tcPr>
             <w:tcW w:w="1700" w:type="dxa"/>
@@ -1453,12 +1337,6 @@
         </w:tc>
       </w:tr>
       <w:tr>
-        <w:tblPrEx>
-          <w:tblCellMar>
-            <w:top w:w="0" w:type="dxa"/>
-            <w:bottom w:w="0" w:type="dxa"/>
-          </w:tblCellMar>
-        </w:tblPrEx>
         <w:tc>
           <w:tcPr>
             <w:tcW w:w="1700" w:type="dxa"/>
@@ -1554,12 +1432,6 @@
         </w:tc>
       </w:tr>
       <w:tr>
-        <w:tblPrEx>
-          <w:tblCellMar>
-            <w:top w:w="0" w:type="dxa"/>
-            <w:bottom w:w="0" w:type="dxa"/>
-          </w:tblCellMar>
-        </w:tblPrEx>
         <w:tc>
           <w:tcPr>
             <w:tcW w:w="1700" w:type="dxa"/>
@@ -1653,12 +1525,6 @@
         </w:tc>
       </w:tr>
       <w:tr>
-        <w:tblPrEx>
-          <w:tblCellMar>
-            <w:top w:w="0" w:type="dxa"/>
-            <w:bottom w:w="0" w:type="dxa"/>
-          </w:tblCellMar>
-        </w:tblPrEx>
         <w:tc>
           <w:tcPr>
             <w:tcW w:w="1700" w:type="dxa"/>
@@ -1804,23 +1670,6 @@
         <w:t>Inventario (Productos)</w:t>
       </w:r>
     </w:p>
-    <w:p>
-      <w:pPr>
-        <w:spacing w:after="120" w:line="276" w:lineRule="auto"/>
-        <w:rPr>
-          <w:sz w:val="24"/>
-          <w:szCs w:val="24"/>
-        </w:rPr>
-      </w:pPr>
-      <w:r>
-        <w:rPr>
-          <w:iCs/>
-          <w:sz w:val="24"/>
-          <w:szCs w:val="24"/>
-        </w:rPr>
-        <w:t>Agrupa los productos del inventario por tipo o línea de panela.</w:t>
-      </w:r>
-    </w:p>
     <w:tbl>
       <w:tblPr>
         <w:tblW w:w="9000" w:type="dxa"/>
@@ -1846,12 +1695,6 @@
         <w:gridCol w:w="4294"/>
       </w:tblGrid>
       <w:tr>
-        <w:tblPrEx>
-          <w:tblCellMar>
-            <w:top w:w="0" w:type="dxa"/>
-            <w:bottom w:w="0" w:type="dxa"/>
-          </w:tblCellMar>
-        </w:tblPrEx>
         <w:trPr>
           <w:tblHeader/>
         </w:trPr>
@@ -1877,7 +1720,6 @@
                 <w:sz w:val="24"/>
                 <w:szCs w:val="24"/>
               </w:rPr>
-              <w:lastRenderedPageBreak/>
               <w:t>Column</w:t>
             </w:r>
             <w:proofErr w:type="spellEnd"/>
@@ -2011,12 +1853,6 @@
         </w:tc>
       </w:tr>
       <w:tr>
-        <w:tblPrEx>
-          <w:tblCellMar>
-            <w:top w:w="0" w:type="dxa"/>
-            <w:bottom w:w="0" w:type="dxa"/>
-          </w:tblCellMar>
-        </w:tblPrEx>
         <w:tc>
           <w:tcPr>
             <w:tcW w:w="1700" w:type="dxa"/>
@@ -2120,12 +1956,6 @@
         </w:tc>
       </w:tr>
       <w:tr>
-        <w:tblPrEx>
-          <w:tblCellMar>
-            <w:top w:w="0" w:type="dxa"/>
-            <w:bottom w:w="0" w:type="dxa"/>
-          </w:tblCellMar>
-        </w:tblPrEx>
         <w:tc>
           <w:tcPr>
             <w:tcW w:w="1700" w:type="dxa"/>
@@ -2219,12 +2049,6 @@
         </w:tc>
       </w:tr>
       <w:tr>
-        <w:tblPrEx>
-          <w:tblCellMar>
-            <w:top w:w="0" w:type="dxa"/>
-            <w:bottom w:w="0" w:type="dxa"/>
-          </w:tblCellMar>
-        </w:tblPrEx>
         <w:tc>
           <w:tcPr>
             <w:tcW w:w="1700" w:type="dxa"/>
@@ -2361,23 +2185,8 @@
         </w:rPr>
         <w:t>Inventario (Productos)</w:t>
       </w:r>
-    </w:p>
-    <w:p>
-      <w:pPr>
-        <w:spacing w:after="120" w:line="276" w:lineRule="auto"/>
-        <w:rPr>
-          <w:sz w:val="24"/>
-          <w:szCs w:val="24"/>
-        </w:rPr>
-      </w:pPr>
-      <w:r>
-        <w:rPr>
-          <w:iCs/>
-          <w:sz w:val="24"/>
-          <w:szCs w:val="24"/>
-        </w:rPr>
-        <w:t>Catálogo de productos disponibles en el inventario del sistema.</w:t>
-      </w:r>
+      <w:bookmarkStart w:id="0" w:name="_GoBack"/>
+      <w:bookmarkEnd w:id="0"/>
     </w:p>
     <w:tbl>
       <w:tblPr>
@@ -2404,12 +2213,6 @@
         <w:gridCol w:w="4302"/>
       </w:tblGrid>
       <w:tr>
-        <w:tblPrEx>
-          <w:tblCellMar>
-            <w:top w:w="0" w:type="dxa"/>
-            <w:bottom w:w="0" w:type="dxa"/>
-          </w:tblCellMar>
-        </w:tblPrEx>
         <w:trPr>
           <w:tblHeader/>
         </w:trPr>
@@ -2435,6 +2238,7 @@
                 <w:sz w:val="24"/>
                 <w:szCs w:val="24"/>
               </w:rPr>
+              <w:lastRenderedPageBreak/>
               <w:t>Column</w:t>
             </w:r>
             <w:proofErr w:type="spellEnd"/>
@@ -2568,12 +2372,6 @@
         </w:tc>
       </w:tr>
       <w:tr>
-        <w:tblPrEx>
-          <w:tblCellMar>
-            <w:top w:w="0" w:type="dxa"/>
-            <w:bottom w:w="0" w:type="dxa"/>
-          </w:tblCellMar>
-        </w:tblPrEx>
         <w:tc>
           <w:tcPr>
             <w:tcW w:w="1700" w:type="dxa"/>
@@ -2677,12 +2475,6 @@
         </w:tc>
       </w:tr>
       <w:tr>
-        <w:tblPrEx>
-          <w:tblCellMar>
-            <w:top w:w="0" w:type="dxa"/>
-            <w:bottom w:w="0" w:type="dxa"/>
-          </w:tblCellMar>
-        </w:tblPrEx>
         <w:tc>
           <w:tcPr>
             <w:tcW w:w="1700" w:type="dxa"/>
@@ -2776,12 +2568,6 @@
         </w:tc>
       </w:tr>
       <w:tr>
-        <w:tblPrEx>
-          <w:tblCellMar>
-            <w:top w:w="0" w:type="dxa"/>
-            <w:bottom w:w="0" w:type="dxa"/>
-          </w:tblCellMar>
-        </w:tblPrEx>
         <w:tc>
           <w:tcPr>
             <w:tcW w:w="1700" w:type="dxa"/>
@@ -2877,12 +2663,6 @@
         </w:tc>
       </w:tr>
       <w:tr>
-        <w:tblPrEx>
-          <w:tblCellMar>
-            <w:top w:w="0" w:type="dxa"/>
-            <w:bottom w:w="0" w:type="dxa"/>
-          </w:tblCellMar>
-        </w:tblPrEx>
         <w:tc>
           <w:tcPr>
             <w:tcW w:w="1700" w:type="dxa"/>
@@ -2976,12 +2756,6 @@
         </w:tc>
       </w:tr>
       <w:tr>
-        <w:tblPrEx>
-          <w:tblCellMar>
-            <w:top w:w="0" w:type="dxa"/>
-            <w:bottom w:w="0" w:type="dxa"/>
-          </w:tblCellMar>
-        </w:tblPrEx>
         <w:tc>
           <w:tcPr>
             <w:tcW w:w="1700" w:type="dxa"/>
@@ -3075,12 +2849,6 @@
         </w:tc>
       </w:tr>
       <w:tr>
-        <w:tblPrEx>
-          <w:tblCellMar>
-            <w:top w:w="0" w:type="dxa"/>
-            <w:bottom w:w="0" w:type="dxa"/>
-          </w:tblCellMar>
-        </w:tblPrEx>
         <w:tc>
           <w:tcPr>
             <w:tcW w:w="1700" w:type="dxa"/>
@@ -3174,12 +2942,6 @@
         </w:tc>
       </w:tr>
       <w:tr>
-        <w:tblPrEx>
-          <w:tblCellMar>
-            <w:top w:w="0" w:type="dxa"/>
-            <w:bottom w:w="0" w:type="dxa"/>
-          </w:tblCellMar>
-        </w:tblPrEx>
         <w:tc>
           <w:tcPr>
             <w:tcW w:w="1700" w:type="dxa"/>
@@ -3325,23 +3087,6 @@
         <w:t>Ventas</w:t>
       </w:r>
     </w:p>
-    <w:p>
-      <w:pPr>
-        <w:spacing w:after="120" w:line="276" w:lineRule="auto"/>
-        <w:rPr>
-          <w:sz w:val="24"/>
-          <w:szCs w:val="24"/>
-        </w:rPr>
-      </w:pPr>
-      <w:r>
-        <w:rPr>
-          <w:iCs/>
-          <w:sz w:val="24"/>
-          <w:szCs w:val="24"/>
-        </w:rPr>
-        <w:t>Registra cada venta (o compra, desde la perspectiva del cliente) realizada en el sistema.</w:t>
-      </w:r>
-    </w:p>
     <w:tbl>
       <w:tblPr>
         <w:tblW w:w="9000" w:type="dxa"/>
@@ -3367,12 +3112,6 @@
         <w:gridCol w:w="4235"/>
       </w:tblGrid>
       <w:tr>
-        <w:tblPrEx>
-          <w:tblCellMar>
-            <w:top w:w="0" w:type="dxa"/>
-            <w:bottom w:w="0" w:type="dxa"/>
-          </w:tblCellMar>
-        </w:tblPrEx>
         <w:trPr>
           <w:tblHeader/>
         </w:trPr>
@@ -3531,12 +3270,6 @@
         </w:tc>
       </w:tr>
       <w:tr>
-        <w:tblPrEx>
-          <w:tblCellMar>
-            <w:top w:w="0" w:type="dxa"/>
-            <w:bottom w:w="0" w:type="dxa"/>
-          </w:tblCellMar>
-        </w:tblPrEx>
         <w:tc>
           <w:tcPr>
             <w:tcW w:w="1700" w:type="dxa"/>
@@ -3640,12 +3373,6 @@
         </w:tc>
       </w:tr>
       <w:tr>
-        <w:tblPrEx>
-          <w:tblCellMar>
-            <w:top w:w="0" w:type="dxa"/>
-            <w:bottom w:w="0" w:type="dxa"/>
-          </w:tblCellMar>
-        </w:tblPrEx>
         <w:tc>
           <w:tcPr>
             <w:tcW w:w="1700" w:type="dxa"/>
@@ -3741,12 +3468,6 @@
         </w:tc>
       </w:tr>
       <w:tr>
-        <w:tblPrEx>
-          <w:tblCellMar>
-            <w:top w:w="0" w:type="dxa"/>
-            <w:bottom w:w="0" w:type="dxa"/>
-          </w:tblCellMar>
-        </w:tblPrEx>
         <w:tc>
           <w:tcPr>
             <w:tcW w:w="1700" w:type="dxa"/>
@@ -3840,12 +3561,6 @@
         </w:tc>
       </w:tr>
       <w:tr>
-        <w:tblPrEx>
-          <w:tblCellMar>
-            <w:top w:w="0" w:type="dxa"/>
-            <w:bottom w:w="0" w:type="dxa"/>
-          </w:tblCellMar>
-        </w:tblPrEx>
         <w:tc>
           <w:tcPr>
             <w:tcW w:w="1700" w:type="dxa"/>
@@ -3941,12 +3656,6 @@
         </w:tc>
       </w:tr>
       <w:tr>
-        <w:tblPrEx>
-          <w:tblCellMar>
-            <w:top w:w="0" w:type="dxa"/>
-            <w:bottom w:w="0" w:type="dxa"/>
-          </w:tblCellMar>
-        </w:tblPrEx>
         <w:tc>
           <w:tcPr>
             <w:tcW w:w="1700" w:type="dxa"/>
@@ -4092,60 +3801,6 @@
         <w:t>Ventas</w:t>
       </w:r>
     </w:p>
-    <w:p>
-      <w:pPr>
-        <w:spacing w:after="120" w:line="276" w:lineRule="auto"/>
-        <w:rPr>
-          <w:sz w:val="24"/>
-          <w:szCs w:val="24"/>
-        </w:rPr>
-      </w:pPr>
-      <w:r>
-        <w:rPr>
-          <w:iCs/>
-          <w:sz w:val="24"/>
-          <w:szCs w:val="24"/>
-        </w:rPr>
-        <w:lastRenderedPageBreak/>
-        <w:t>Detalla los productos, cantidades y precios que componen cada venta. Clave de negocio: (</w:t>
-      </w:r>
-      <w:proofErr w:type="spellStart"/>
-      <w:r>
-        <w:rPr>
-          <w:iCs/>
-          <w:sz w:val="24"/>
-          <w:szCs w:val="24"/>
-        </w:rPr>
-        <w:t>id_venta</w:t>
-      </w:r>
-      <w:proofErr w:type="spellEnd"/>
-      <w:r>
-        <w:rPr>
-          <w:iCs/>
-          <w:sz w:val="24"/>
-          <w:szCs w:val="24"/>
-        </w:rPr>
-        <w:t xml:space="preserve">, </w:t>
-      </w:r>
-      <w:proofErr w:type="spellStart"/>
-      <w:r>
-        <w:rPr>
-          <w:iCs/>
-          <w:sz w:val="24"/>
-          <w:szCs w:val="24"/>
-        </w:rPr>
-        <w:t>id_producto</w:t>
-      </w:r>
-      <w:proofErr w:type="spellEnd"/>
-      <w:r>
-        <w:rPr>
-          <w:iCs/>
-          <w:sz w:val="24"/>
-          <w:szCs w:val="24"/>
-        </w:rPr>
-        <w:t>).</w:t>
-      </w:r>
-    </w:p>
     <w:tbl>
       <w:tblPr>
         <w:tblW w:w="9000" w:type="dxa"/>
@@ -4171,12 +3826,6 @@
         <w:gridCol w:w="4287"/>
       </w:tblGrid>
       <w:tr>
-        <w:tblPrEx>
-          <w:tblCellMar>
-            <w:top w:w="0" w:type="dxa"/>
-            <w:bottom w:w="0" w:type="dxa"/>
-          </w:tblCellMar>
-        </w:tblPrEx>
         <w:trPr>
           <w:tblHeader/>
         </w:trPr>
@@ -4335,12 +3984,6 @@
         </w:tc>
       </w:tr>
       <w:tr>
-        <w:tblPrEx>
-          <w:tblCellMar>
-            <w:top w:w="0" w:type="dxa"/>
-            <w:bottom w:w="0" w:type="dxa"/>
-          </w:tblCellMar>
-        </w:tblPrEx>
         <w:tc>
           <w:tcPr>
             <w:tcW w:w="1700" w:type="dxa"/>
@@ -4444,12 +4087,6 @@
         </w:tc>
       </w:tr>
       <w:tr>
-        <w:tblPrEx>
-          <w:tblCellMar>
-            <w:top w:w="0" w:type="dxa"/>
-            <w:bottom w:w="0" w:type="dxa"/>
-          </w:tblCellMar>
-        </w:tblPrEx>
         <w:tc>
           <w:tcPr>
             <w:tcW w:w="1700" w:type="dxa"/>
@@ -4553,12 +4190,6 @@
         </w:tc>
       </w:tr>
       <w:tr>
-        <w:tblPrEx>
-          <w:tblCellMar>
-            <w:top w:w="0" w:type="dxa"/>
-            <w:bottom w:w="0" w:type="dxa"/>
-          </w:tblCellMar>
-        </w:tblPrEx>
         <w:tc>
           <w:tcPr>
             <w:tcW w:w="1700" w:type="dxa"/>
@@ -4662,12 +4293,6 @@
         </w:tc>
       </w:tr>
       <w:tr>
-        <w:tblPrEx>
-          <w:tblCellMar>
-            <w:top w:w="0" w:type="dxa"/>
-            <w:bottom w:w="0" w:type="dxa"/>
-          </w:tblCellMar>
-        </w:tblPrEx>
         <w:tc>
           <w:tcPr>
             <w:tcW w:w="1700" w:type="dxa"/>
@@ -4761,12 +4386,6 @@
         </w:tc>
       </w:tr>
       <w:tr>
-        <w:tblPrEx>
-          <w:tblCellMar>
-            <w:top w:w="0" w:type="dxa"/>
-            <w:bottom w:w="0" w:type="dxa"/>
-          </w:tblCellMar>
-        </w:tblPrEx>
         <w:tc>
           <w:tcPr>
             <w:tcW w:w="1700" w:type="dxa"/>
@@ -4876,6 +4495,7 @@
           <w:sz w:val="24"/>
           <w:szCs w:val="24"/>
         </w:rPr>
+        <w:lastRenderedPageBreak/>
         <w:t>PRODUCTO_RECHAZADO</w:t>
       </w:r>
     </w:p>
@@ -4904,23 +4524,6 @@
         <w:t>Ventas</w:t>
       </w:r>
     </w:p>
-    <w:p>
-      <w:pPr>
-        <w:spacing w:after="120" w:line="276" w:lineRule="auto"/>
-        <w:rPr>
-          <w:sz w:val="24"/>
-          <w:szCs w:val="24"/>
-        </w:rPr>
-      </w:pPr>
-      <w:r>
-        <w:rPr>
-          <w:iCs/>
-          <w:sz w:val="24"/>
-          <w:szCs w:val="24"/>
-        </w:rPr>
-        <w:t>Registra productos que el cliente rechazó dentro de una venta ya realizada.</w:t>
-      </w:r>
-    </w:p>
     <w:tbl>
       <w:tblPr>
         <w:tblW w:w="9000" w:type="dxa"/>
@@ -4946,12 +4549,6 @@
         <w:gridCol w:w="3797"/>
       </w:tblGrid>
       <w:tr>
-        <w:tblPrEx>
-          <w:tblCellMar>
-            <w:top w:w="0" w:type="dxa"/>
-            <w:bottom w:w="0" w:type="dxa"/>
-          </w:tblCellMar>
-        </w:tblPrEx>
         <w:trPr>
           <w:tblHeader/>
         </w:trPr>
@@ -5110,12 +4707,6 @@
         </w:tc>
       </w:tr>
       <w:tr>
-        <w:tblPrEx>
-          <w:tblCellMar>
-            <w:top w:w="0" w:type="dxa"/>
-            <w:bottom w:w="0" w:type="dxa"/>
-          </w:tblCellMar>
-        </w:tblPrEx>
         <w:tc>
           <w:tcPr>
             <w:tcW w:w="1700" w:type="dxa"/>
@@ -5219,12 +4810,6 @@
         </w:tc>
       </w:tr>
       <w:tr>
-        <w:tblPrEx>
-          <w:tblCellMar>
-            <w:top w:w="0" w:type="dxa"/>
-            <w:bottom w:w="0" w:type="dxa"/>
-          </w:tblCellMar>
-        </w:tblPrEx>
         <w:tc>
           <w:tcPr>
             <w:tcW w:w="1700" w:type="dxa"/>
@@ -5328,12 +4913,6 @@
         </w:tc>
       </w:tr>
       <w:tr>
-        <w:tblPrEx>
-          <w:tblCellMar>
-            <w:top w:w="0" w:type="dxa"/>
-            <w:bottom w:w="0" w:type="dxa"/>
-          </w:tblCellMar>
-        </w:tblPrEx>
         <w:tc>
           <w:tcPr>
             <w:tcW w:w="1700" w:type="dxa"/>
@@ -5437,12 +5016,6 @@
         </w:tc>
       </w:tr>
       <w:tr>
-        <w:tblPrEx>
-          <w:tblCellMar>
-            <w:top w:w="0" w:type="dxa"/>
-            <w:bottom w:w="0" w:type="dxa"/>
-          </w:tblCellMar>
-        </w:tblPrEx>
         <w:tc>
           <w:tcPr>
             <w:tcW w:w="1700" w:type="dxa"/>
@@ -5538,12 +5111,6 @@
         </w:tc>
       </w:tr>
       <w:tr>
-        <w:tblPrEx>
-          <w:tblCellMar>
-            <w:top w:w="0" w:type="dxa"/>
-            <w:bottom w:w="0" w:type="dxa"/>
-          </w:tblCellMar>
-        </w:tblPrEx>
         <w:tc>
           <w:tcPr>
             <w:tcW w:w="1700" w:type="dxa"/>
@@ -5679,23 +5246,6 @@
         <w:t>Pedidos</w:t>
       </w:r>
     </w:p>
-    <w:p>
-      <w:pPr>
-        <w:spacing w:after="120" w:line="276" w:lineRule="auto"/>
-        <w:rPr>
-          <w:sz w:val="24"/>
-          <w:szCs w:val="24"/>
-        </w:rPr>
-      </w:pPr>
-      <w:r>
-        <w:rPr>
-          <w:iCs/>
-          <w:sz w:val="24"/>
-          <w:szCs w:val="24"/>
-        </w:rPr>
-        <w:t>Registra los pedidos de productos que el administrador hace a un proveedor.</w:t>
-      </w:r>
-    </w:p>
     <w:tbl>
       <w:tblPr>
         <w:tblW w:w="9000" w:type="dxa"/>
@@ -5721,12 +5271,6 @@
         <w:gridCol w:w="4237"/>
       </w:tblGrid>
       <w:tr>
-        <w:tblPrEx>
-          <w:tblCellMar>
-            <w:top w:w="0" w:type="dxa"/>
-            <w:bottom w:w="0" w:type="dxa"/>
-          </w:tblCellMar>
-        </w:tblPrEx>
         <w:trPr>
           <w:tblHeader/>
         </w:trPr>
@@ -5885,12 +5429,6 @@
         </w:tc>
       </w:tr>
       <w:tr>
-        <w:tblPrEx>
-          <w:tblCellMar>
-            <w:top w:w="0" w:type="dxa"/>
-            <w:bottom w:w="0" w:type="dxa"/>
-          </w:tblCellMar>
-        </w:tblPrEx>
         <w:tc>
           <w:tcPr>
             <w:tcW w:w="1700" w:type="dxa"/>
@@ -5994,12 +5532,6 @@
         </w:tc>
       </w:tr>
       <w:tr>
-        <w:tblPrEx>
-          <w:tblCellMar>
-            <w:top w:w="0" w:type="dxa"/>
-            <w:bottom w:w="0" w:type="dxa"/>
-          </w:tblCellMar>
-        </w:tblPrEx>
         <w:tc>
           <w:tcPr>
             <w:tcW w:w="1700" w:type="dxa"/>
@@ -6095,12 +5627,6 @@
         </w:tc>
       </w:tr>
       <w:tr>
-        <w:tblPrEx>
-          <w:tblCellMar>
-            <w:top w:w="0" w:type="dxa"/>
-            <w:bottom w:w="0" w:type="dxa"/>
-          </w:tblCellMar>
-        </w:tblPrEx>
         <w:tc>
           <w:tcPr>
             <w:tcW w:w="1700" w:type="dxa"/>
@@ -6194,12 +5720,6 @@
         </w:tc>
       </w:tr>
       <w:tr>
-        <w:tblPrEx>
-          <w:tblCellMar>
-            <w:top w:w="0" w:type="dxa"/>
-            <w:bottom w:w="0" w:type="dxa"/>
-          </w:tblCellMar>
-        </w:tblPrEx>
         <w:tc>
           <w:tcPr>
             <w:tcW w:w="1700" w:type="dxa"/>
@@ -6295,12 +5815,6 @@
         </w:tc>
       </w:tr>
       <w:tr>
-        <w:tblPrEx>
-          <w:tblCellMar>
-            <w:top w:w="0" w:type="dxa"/>
-            <w:bottom w:w="0" w:type="dxa"/>
-          </w:tblCellMar>
-        </w:tblPrEx>
         <w:tc>
           <w:tcPr>
             <w:tcW w:w="1700" w:type="dxa"/>
@@ -6319,7 +5833,6 @@
                 <w:sz w:val="24"/>
                 <w:szCs w:val="24"/>
               </w:rPr>
-              <w:lastRenderedPageBreak/>
               <w:t>id_usuario</w:t>
             </w:r>
             <w:proofErr w:type="spellEnd"/>
@@ -6405,12 +5918,6 @@
         </w:tc>
       </w:tr>
       <w:tr>
-        <w:tblPrEx>
-          <w:tblCellMar>
-            <w:top w:w="0" w:type="dxa"/>
-            <w:bottom w:w="0" w:type="dxa"/>
-          </w:tblCellMar>
-        </w:tblPrEx>
         <w:tc>
           <w:tcPr>
             <w:tcW w:w="1700" w:type="dxa"/>
@@ -6514,12 +6021,6 @@
         </w:tc>
       </w:tr>
       <w:tr>
-        <w:tblPrEx>
-          <w:tblCellMar>
-            <w:top w:w="0" w:type="dxa"/>
-            <w:bottom w:w="0" w:type="dxa"/>
-          </w:tblCellMar>
-        </w:tblPrEx>
         <w:tc>
           <w:tcPr>
             <w:tcW w:w="1700" w:type="dxa"/>
@@ -6665,59 +6166,6 @@
         <w:t>Pedidos</w:t>
       </w:r>
     </w:p>
-    <w:p>
-      <w:pPr>
-        <w:spacing w:after="120" w:line="276" w:lineRule="auto"/>
-        <w:rPr>
-          <w:sz w:val="24"/>
-          <w:szCs w:val="24"/>
-        </w:rPr>
-      </w:pPr>
-      <w:r>
-        <w:rPr>
-          <w:iCs/>
-          <w:sz w:val="24"/>
-          <w:szCs w:val="24"/>
-        </w:rPr>
-        <w:t>Detalla los productos, cantidades y precios que componen cada pedido al proveedor. Clave de negocio: (</w:t>
-      </w:r>
-      <w:proofErr w:type="spellStart"/>
-      <w:r>
-        <w:rPr>
-          <w:iCs/>
-          <w:sz w:val="24"/>
-          <w:szCs w:val="24"/>
-        </w:rPr>
-        <w:t>id_pedido</w:t>
-      </w:r>
-      <w:proofErr w:type="spellEnd"/>
-      <w:r>
-        <w:rPr>
-          <w:iCs/>
-          <w:sz w:val="24"/>
-          <w:szCs w:val="24"/>
-        </w:rPr>
-        <w:t xml:space="preserve">, </w:t>
-      </w:r>
-      <w:proofErr w:type="spellStart"/>
-      <w:r>
-        <w:rPr>
-          <w:iCs/>
-          <w:sz w:val="24"/>
-          <w:szCs w:val="24"/>
-        </w:rPr>
-        <w:t>id_producto</w:t>
-      </w:r>
-      <w:proofErr w:type="spellEnd"/>
-      <w:r>
-        <w:rPr>
-          <w:iCs/>
-          <w:sz w:val="24"/>
-          <w:szCs w:val="24"/>
-        </w:rPr>
-        <w:t>).</w:t>
-      </w:r>
-    </w:p>
     <w:tbl>
       <w:tblPr>
         <w:tblW w:w="9000" w:type="dxa"/>
@@ -6743,12 +6191,6 @@
         <w:gridCol w:w="4171"/>
       </w:tblGrid>
       <w:tr>
-        <w:tblPrEx>
-          <w:tblCellMar>
-            <w:top w:w="0" w:type="dxa"/>
-            <w:bottom w:w="0" w:type="dxa"/>
-          </w:tblCellMar>
-        </w:tblPrEx>
         <w:trPr>
           <w:tblHeader/>
         </w:trPr>
@@ -6907,12 +6349,6 @@
         </w:tc>
       </w:tr>
       <w:tr>
-        <w:tblPrEx>
-          <w:tblCellMar>
-            <w:top w:w="0" w:type="dxa"/>
-            <w:bottom w:w="0" w:type="dxa"/>
-          </w:tblCellMar>
-        </w:tblPrEx>
         <w:tc>
           <w:tcPr>
             <w:tcW w:w="1700" w:type="dxa"/>
@@ -7016,12 +6452,6 @@
         </w:tc>
       </w:tr>
       <w:tr>
-        <w:tblPrEx>
-          <w:tblCellMar>
-            <w:top w:w="0" w:type="dxa"/>
-            <w:bottom w:w="0" w:type="dxa"/>
-          </w:tblCellMar>
-        </w:tblPrEx>
         <w:tc>
           <w:tcPr>
             <w:tcW w:w="1700" w:type="dxa"/>
@@ -7125,12 +6555,6 @@
         </w:tc>
       </w:tr>
       <w:tr>
-        <w:tblPrEx>
-          <w:tblCellMar>
-            <w:top w:w="0" w:type="dxa"/>
-            <w:bottom w:w="0" w:type="dxa"/>
-          </w:tblCellMar>
-        </w:tblPrEx>
         <w:tc>
           <w:tcPr>
             <w:tcW w:w="1700" w:type="dxa"/>
@@ -7234,12 +6658,6 @@
         </w:tc>
       </w:tr>
       <w:tr>
-        <w:tblPrEx>
-          <w:tblCellMar>
-            <w:top w:w="0" w:type="dxa"/>
-            <w:bottom w:w="0" w:type="dxa"/>
-          </w:tblCellMar>
-        </w:tblPrEx>
         <w:tc>
           <w:tcPr>
             <w:tcW w:w="1700" w:type="dxa"/>
@@ -7257,6 +6675,7 @@
                 <w:sz w:val="24"/>
                 <w:szCs w:val="24"/>
               </w:rPr>
+              <w:lastRenderedPageBreak/>
               <w:t>cantidad</w:t>
             </w:r>
           </w:p>
@@ -7333,12 +6752,6 @@
         </w:tc>
       </w:tr>
       <w:tr>
-        <w:tblPrEx>
-          <w:tblCellMar>
-            <w:top w:w="0" w:type="dxa"/>
-            <w:bottom w:w="0" w:type="dxa"/>
-          </w:tblCellMar>
-        </w:tblPrEx>
         <w:tc>
           <w:tcPr>
             <w:tcW w:w="1700" w:type="dxa"/>
@@ -7476,23 +6889,6 @@
         <w:t>Pedidos</w:t>
       </w:r>
     </w:p>
-    <w:p>
-      <w:pPr>
-        <w:spacing w:after="120" w:line="276" w:lineRule="auto"/>
-        <w:rPr>
-          <w:sz w:val="24"/>
-          <w:szCs w:val="24"/>
-        </w:rPr>
-      </w:pPr>
-      <w:r>
-        <w:rPr>
-          <w:iCs/>
-          <w:sz w:val="24"/>
-          <w:szCs w:val="24"/>
-        </w:rPr>
-        <w:t>Historial de las fases por las que pasa un pedido, para poder consultar su avance en el tiempo.</w:t>
-      </w:r>
-    </w:p>
     <w:tbl>
       <w:tblPr>
         <w:tblW w:w="9000" w:type="dxa"/>
@@ -7518,12 +6914,6 @@
         <w:gridCol w:w="4375"/>
       </w:tblGrid>
       <w:tr>
-        <w:tblPrEx>
-          <w:tblCellMar>
-            <w:top w:w="0" w:type="dxa"/>
-            <w:bottom w:w="0" w:type="dxa"/>
-          </w:tblCellMar>
-        </w:tblPrEx>
         <w:trPr>
           <w:tblHeader/>
         </w:trPr>
@@ -7682,12 +7072,6 @@
         </w:tc>
       </w:tr>
       <w:tr>
-        <w:tblPrEx>
-          <w:tblCellMar>
-            <w:top w:w="0" w:type="dxa"/>
-            <w:bottom w:w="0" w:type="dxa"/>
-          </w:tblCellMar>
-        </w:tblPrEx>
         <w:tc>
           <w:tcPr>
             <w:tcW w:w="1700" w:type="dxa"/>
@@ -7791,12 +7175,6 @@
         </w:tc>
       </w:tr>
       <w:tr>
-        <w:tblPrEx>
-          <w:tblCellMar>
-            <w:top w:w="0" w:type="dxa"/>
-            <w:bottom w:w="0" w:type="dxa"/>
-          </w:tblCellMar>
-        </w:tblPrEx>
         <w:tc>
           <w:tcPr>
             <w:tcW w:w="1700" w:type="dxa"/>
@@ -7900,12 +7278,6 @@
         </w:tc>
       </w:tr>
       <w:tr>
-        <w:tblPrEx>
-          <w:tblCellMar>
-            <w:top w:w="0" w:type="dxa"/>
-            <w:bottom w:w="0" w:type="dxa"/>
-          </w:tblCellMar>
-        </w:tblPrEx>
         <w:tc>
           <w:tcPr>
             <w:tcW w:w="1700" w:type="dxa"/>
@@ -7999,12 +7371,6 @@
         </w:tc>
       </w:tr>
       <w:tr>
-        <w:tblPrEx>
-          <w:tblCellMar>
-            <w:top w:w="0" w:type="dxa"/>
-            <w:bottom w:w="0" w:type="dxa"/>
-          </w:tblCellMar>
-        </w:tblPrEx>
         <w:tc>
           <w:tcPr>
             <w:tcW w:w="1700" w:type="dxa"/>
@@ -8132,7 +7498,6 @@
           <w:sz w:val="24"/>
           <w:szCs w:val="24"/>
         </w:rPr>
-        <w:lastRenderedPageBreak/>
         <w:t xml:space="preserve">Módulo: </w:t>
       </w:r>
       <w:r>
@@ -8141,23 +7506,6 @@
           <w:szCs w:val="24"/>
         </w:rPr>
         <w:t>PQR</w:t>
-      </w:r>
-    </w:p>
-    <w:p>
-      <w:pPr>
-        <w:spacing w:after="120" w:line="276" w:lineRule="auto"/>
-        <w:rPr>
-          <w:sz w:val="24"/>
-          <w:szCs w:val="24"/>
-        </w:rPr>
-      </w:pPr>
-      <w:r>
-        <w:rPr>
-          <w:iCs/>
-          <w:sz w:val="24"/>
-          <w:szCs w:val="24"/>
-        </w:rPr>
-        <w:t>Registra peticiones, quejas, reclamos o sugerencias (PQR) enviadas por los clientes.</w:t>
       </w:r>
     </w:p>
     <w:tbl>
@@ -8185,12 +7533,6 @@
         <w:gridCol w:w="4271"/>
       </w:tblGrid>
       <w:tr>
-        <w:tblPrEx>
-          <w:tblCellMar>
-            <w:top w:w="0" w:type="dxa"/>
-            <w:bottom w:w="0" w:type="dxa"/>
-          </w:tblCellMar>
-        </w:tblPrEx>
         <w:trPr>
           <w:tblHeader/>
         </w:trPr>
@@ -8349,12 +7691,6 @@
         </w:tc>
       </w:tr>
       <w:tr>
-        <w:tblPrEx>
-          <w:tblCellMar>
-            <w:top w:w="0" w:type="dxa"/>
-            <w:bottom w:w="0" w:type="dxa"/>
-          </w:tblCellMar>
-        </w:tblPrEx>
         <w:tc>
           <w:tcPr>
             <w:tcW w:w="1700" w:type="dxa"/>
@@ -8458,12 +7794,6 @@
         </w:tc>
       </w:tr>
       <w:tr>
-        <w:tblPrEx>
-          <w:tblCellMar>
-            <w:top w:w="0" w:type="dxa"/>
-            <w:bottom w:w="0" w:type="dxa"/>
-          </w:tblCellMar>
-        </w:tblPrEx>
         <w:tc>
           <w:tcPr>
             <w:tcW w:w="1700" w:type="dxa"/>
@@ -8557,12 +7887,6 @@
         </w:tc>
       </w:tr>
       <w:tr>
-        <w:tblPrEx>
-          <w:tblCellMar>
-            <w:top w:w="0" w:type="dxa"/>
-            <w:bottom w:w="0" w:type="dxa"/>
-          </w:tblCellMar>
-        </w:tblPrEx>
         <w:tc>
           <w:tcPr>
             <w:tcW w:w="1700" w:type="dxa"/>
@@ -8656,12 +7980,6 @@
         </w:tc>
       </w:tr>
       <w:tr>
-        <w:tblPrEx>
-          <w:tblCellMar>
-            <w:top w:w="0" w:type="dxa"/>
-            <w:bottom w:w="0" w:type="dxa"/>
-          </w:tblCellMar>
-        </w:tblPrEx>
         <w:tc>
           <w:tcPr>
             <w:tcW w:w="1700" w:type="dxa"/>
@@ -8757,12 +8075,6 @@
         </w:tc>
       </w:tr>
       <w:tr>
-        <w:tblPrEx>
-          <w:tblCellMar>
-            <w:top w:w="0" w:type="dxa"/>
-            <w:bottom w:w="0" w:type="dxa"/>
-          </w:tblCellMar>
-        </w:tblPrEx>
         <w:tc>
           <w:tcPr>
             <w:tcW w:w="1700" w:type="dxa"/>
@@ -8858,12 +8170,6 @@
         </w:tc>
       </w:tr>
       <w:tr>
-        <w:tblPrEx>
-          <w:tblCellMar>
-            <w:top w:w="0" w:type="dxa"/>
-            <w:bottom w:w="0" w:type="dxa"/>
-          </w:tblCellMar>
-        </w:tblPrEx>
         <w:tc>
           <w:tcPr>
             <w:tcW w:w="1700" w:type="dxa"/>
@@ -8957,12 +8263,6 @@
         </w:tc>
       </w:tr>
       <w:tr>
-        <w:tblPrEx>
-          <w:tblCellMar>
-            <w:top w:w="0" w:type="dxa"/>
-            <w:bottom w:w="0" w:type="dxa"/>
-          </w:tblCellMar>
-        </w:tblPrEx>
         <w:tc>
           <w:tcPr>
             <w:tcW w:w="1700" w:type="dxa"/>
@@ -9056,12 +8356,6 @@
         </w:tc>
       </w:tr>
       <w:tr>
-        <w:tblPrEx>
-          <w:tblCellMar>
-            <w:top w:w="0" w:type="dxa"/>
-            <w:bottom w:w="0" w:type="dxa"/>
-          </w:tblCellMar>
-        </w:tblPrEx>
         <w:tc>
           <w:tcPr>
             <w:tcW w:w="1700" w:type="dxa"/>
@@ -9157,12 +8451,6 @@
         </w:tc>
       </w:tr>
       <w:tr>
-        <w:tblPrEx>
-          <w:tblCellMar>
-            <w:top w:w="0" w:type="dxa"/>
-            <w:bottom w:w="0" w:type="dxa"/>
-          </w:tblCellMar>
-        </w:tblPrEx>
         <w:tc>
           <w:tcPr>
             <w:tcW w:w="1700" w:type="dxa"/>
@@ -9308,31 +8596,6 @@
         <w:t>PQR</w:t>
       </w:r>
     </w:p>
-    <w:p>
-      <w:pPr>
-        <w:spacing w:after="120" w:line="276" w:lineRule="auto"/>
-        <w:rPr>
-          <w:sz w:val="24"/>
-          <w:szCs w:val="24"/>
-        </w:rPr>
-      </w:pPr>
-      <w:r>
-        <w:rPr>
-          <w:iCs/>
-          <w:sz w:val="24"/>
-          <w:szCs w:val="24"/>
-        </w:rPr>
-        <w:t>Registra la calificación de 1 a 5 estrellas que el cliente da al servicio recibido en una venta entregada. Máximo una puntu</w:t>
-      </w:r>
-      <w:r>
-        <w:rPr>
-          <w:iCs/>
-          <w:sz w:val="24"/>
-          <w:szCs w:val="24"/>
-        </w:rPr>
-        <w:t>ación por venta.</w:t>
-      </w:r>
-    </w:p>
     <w:tbl>
       <w:tblPr>
         <w:tblW w:w="9000" w:type="dxa"/>
@@ -9358,12 +8621,6 @@
         <w:gridCol w:w="4600"/>
       </w:tblGrid>
       <w:tr>
-        <w:tblPrEx>
-          <w:tblCellMar>
-            <w:top w:w="0" w:type="dxa"/>
-            <w:bottom w:w="0" w:type="dxa"/>
-          </w:tblCellMar>
-        </w:tblPrEx>
         <w:trPr>
           <w:tblHeader/>
         </w:trPr>
@@ -9389,6 +8646,7 @@
                 <w:sz w:val="24"/>
                 <w:szCs w:val="24"/>
               </w:rPr>
+              <w:lastRenderedPageBreak/>
               <w:t>Column</w:t>
             </w:r>
             <w:proofErr w:type="spellEnd"/>
@@ -9522,12 +8780,6 @@
         </w:tc>
       </w:tr>
       <w:tr>
-        <w:tblPrEx>
-          <w:tblCellMar>
-            <w:top w:w="0" w:type="dxa"/>
-            <w:bottom w:w="0" w:type="dxa"/>
-          </w:tblCellMar>
-        </w:tblPrEx>
         <w:tc>
           <w:tcPr>
             <w:tcW w:w="1700" w:type="dxa"/>
@@ -9631,12 +8883,6 @@
         </w:tc>
       </w:tr>
       <w:tr>
-        <w:tblPrEx>
-          <w:tblCellMar>
-            <w:top w:w="0" w:type="dxa"/>
-            <w:bottom w:w="0" w:type="dxa"/>
-          </w:tblCellMar>
-        </w:tblPrEx>
         <w:tc>
           <w:tcPr>
             <w:tcW w:w="1700" w:type="dxa"/>
@@ -9732,12 +8978,6 @@
         </w:tc>
       </w:tr>
       <w:tr>
-        <w:tblPrEx>
-          <w:tblCellMar>
-            <w:top w:w="0" w:type="dxa"/>
-            <w:bottom w:w="0" w:type="dxa"/>
-          </w:tblCellMar>
-        </w:tblPrEx>
         <w:tc>
           <w:tcPr>
             <w:tcW w:w="1700" w:type="dxa"/>
@@ -9831,12 +9071,6 @@
         </w:tc>
       </w:tr>
       <w:tr>
-        <w:tblPrEx>
-          <w:tblCellMar>
-            <w:top w:w="0" w:type="dxa"/>
-            <w:bottom w:w="0" w:type="dxa"/>
-          </w:tblCellMar>
-        </w:tblPrEx>
         <w:tc>
           <w:tcPr>
             <w:tcW w:w="1700" w:type="dxa"/>
@@ -9948,8 +9182,6 @@
           <w:szCs w:val="24"/>
         </w:rPr>
       </w:pPr>
-      <w:bookmarkStart w:id="0" w:name="_GoBack"/>
-      <w:bookmarkEnd w:id="0"/>
     </w:p>
     <w:sectPr>
       <w:pgSz w:w="12240" w:h="15840"/>
